--- a/Requisitos.docx
+++ b/Requisitos.docx
@@ -301,15 +301,6 @@
       </w:pPr>
       <w:r>
         <w:t>Si tienes alguna necesidad más indícala.</w:t>
-      </w:r>
-    </w:p>
-    <w:p/>
-    <w:p>
-      <w:r>
-        <w:rPr>
-          <w:b/>
-        </w:rPr>
-        <w:t>Rivas.2026</w:t>
       </w:r>
     </w:p>
     <w:p/>
